--- a/refs/modCV/Narayanan_Krishnamurthy_ADT_DSM.docx
+++ b/refs/modCV/Narayanan_Krishnamurthy_ADT_DSM.docx
@@ -183,6 +183,21 @@
           <w:bottom w:val="single" w:sz="10" w:space="2" w:color="1F4E79"/>
         </w:pBdr>
       </w:pPr>
+      <w:r>
+        <w:t>CORE COMPETENCIES</w:t>
+      </w:r>
+    </w:p>
+    <w:p>
+      <w:pPr>
+        <w:keepLines/>
+        <w:spacing w:after="20" w:line="219" w:lineRule="exact"/>
+      </w:pPr>
+      <w:r>
+        <w:rPr>
+          <w:sz w:val="18"/>
+        </w:rPr>
+        <w:t>Customer &amp; Revenue Analytics | Customer Segmentation | Call-Center Analytics | Forecasting &amp; Time-Series | Predictive Modeling | Experimentation &amp; Hypothesis Testing | Data &amp; Model Governance | Analytics Automation | Executive Briefings &amp; Storytelling | Cross-Functional Leadership | Analyst Coaching &amp; Enablement | Self-Service BI</w:t>
+      </w:r>
     </w:p>
     <w:p>
       <w:pPr>
@@ -193,19 +208,234 @@
         </w:pBdr>
       </w:pPr>
       <w:r>
-        <w:t>CORE COMPETENCIES</w:t>
+        <w:t>PROFESSIONAL EXPERIENCE</w:t>
       </w:r>
     </w:p>
     <w:p>
       <w:pPr>
+        <w:keepNext/>
+        <w:tabs>
+          <w:tab w:val="right" w:pos="10584"/>
+        </w:tabs>
+        <w:spacing w:before="46" w:line="212" w:lineRule="exact"/>
+        <w:rPr>
+          <w:b/>
+          <w:sz w:val="20"/>
+        </w:rPr>
+      </w:pPr>
+    </w:p>
+    <w:p>
+      <w:pPr>
+        <w:keepNext/>
+        <w:tabs>
+          <w:tab w:val="right" w:pos="10584"/>
+        </w:tabs>
+        <w:spacing w:before="46" w:line="212" w:lineRule="exact"/>
+      </w:pPr>
+      <w:r>
+        <w:rPr>
+          <w:b/>
+          <w:sz w:val="20"/>
+        </w:rPr>
+        <w:t>Internal Revenue Service (IRS), Large Business &amp; International</w:t>
+      </w:r>
+      <w:r>
+        <w:tab/>
+      </w:r>
+      <w:r>
+        <w:rPr>
+          <w:b/>
+        </w:rPr>
+        <w:t>Mar 2021 - Present</w:t>
+      </w:r>
+    </w:p>
+    <w:p>
+      <w:pPr>
+        <w:keepNext/>
+        <w:tabs>
+          <w:tab w:val="right" w:pos="10584"/>
+        </w:tabs>
+        <w:spacing w:after="14" w:line="206" w:lineRule="exact"/>
+      </w:pPr>
+      <w:r>
+        <w:rPr>
+          <w:i/>
+          <w:color w:val="464646"/>
+        </w:rPr>
+        <w:t>Statistician | Data Science &amp; Analytics</w:t>
+      </w:r>
+      <w:r>
+        <w:tab/>
+      </w:r>
+      <w:r>
+        <w:rPr>
+          <w:i/>
+          <w:color w:val="464646"/>
+          <w:sz w:val="18"/>
+        </w:rPr>
+        <w:t>Plantation, FL</w:t>
+      </w:r>
+    </w:p>
+    <w:p>
+      <w:pPr>
         <w:keepLines/>
-        <w:spacing w:after="20" w:line="219" w:lineRule="exact"/>
-      </w:pPr>
-      <w:r>
-        <w:rPr>
+        <w:spacing w:after="15" w:line="221" w:lineRule="exact"/>
+        <w:ind w:left="259" w:hanging="202"/>
+      </w:pPr>
+      <w:r>
+        <w:t>• Partner with leaders, stakeholders, and developers to translate strategic priorities into current-state briefings, data requirements, analytical workstreams, and decision-support products spanning workload planning, geospatial analytics, AI/ML, and SEC text analytics.</w:t>
+      </w:r>
+    </w:p>
+    <w:p>
+      <w:pPr>
+        <w:keepLines/>
+        <w:spacing w:after="15" w:line="221" w:lineRule="exact"/>
+        <w:ind w:left="259" w:hanging="202"/>
+      </w:pPr>
+      <w:r>
+        <w:t>• Engineered reproducible SQL, Python, and R pipelines across approximately 11 million corporate and partnership returns; expanded TY2024 queries covering approximately 8.5 million Forms 1120, 1120-F, 1120-S, and 1065 records and created SQL Server assets for Tableau and ArcGIS products.</w:t>
+      </w:r>
+    </w:p>
+    <w:p>
+      <w:pPr>
+        <w:keepLines/>
+        <w:spacing w:after="15" w:line="221" w:lineRule="exact"/>
+        <w:ind w:left="259" w:hanging="202"/>
+      </w:pPr>
+      <w:r>
+        <w:t>• Advanced automation and operational resilience by adding checkpoint-and-restart processing to long-running geocoding and developing ArcPy nearest-distance and buffer analyses to align available work and field resources across locations.</w:t>
+      </w:r>
+    </w:p>
+    <w:p>
+      <w:pPr>
+        <w:keepLines/>
+        <w:spacing w:after="15" w:line="221" w:lineRule="exact"/>
+        <w:ind w:left="259" w:hanging="202"/>
+      </w:pPr>
+      <w:r>
+        <w:t>• Strengthened privacy-safe AI/ML evaluation and governance through containerized environments, metric selection, cross-language solution testing, KPI reviews, and early identification of source-data limitations.</w:t>
+      </w:r>
+    </w:p>
+    <w:p>
+      <w:pPr>
+        <w:keepLines/>
+        <w:spacing w:after="15" w:line="221" w:lineRule="exact"/>
+        <w:ind w:left="259" w:hanging="202"/>
+      </w:pPr>
+      <w:r>
+        <w:t>• Validated analytical consistency by testing R and Python Automated Candidate Review implementations, investigating bag-of-words quantile differences, documenting functional parity, and peer-reviewing metric and KPI logic.</w:t>
+      </w:r>
+    </w:p>
+    <w:p>
+      <w:pPr>
+        <w:keepLines/>
+        <w:spacing w:after="15" w:line="221" w:lineRule="exact"/>
+        <w:ind w:left="259" w:hanging="202"/>
+      </w:pPr>
+      <w:r>
+        <w:t>• Modernized semantic clustering by evaluating SBERT sentence embeddings, including MiniLM-L6-v2 and e5-base-v2, as supportable alternatives to a legacy ELMo/TensorFlow workflow.</w:t>
+      </w:r>
+    </w:p>
+    <w:p>
+      <w:pPr>
+        <w:keepLines/>
+        <w:spacing w:after="20" w:line="221" w:lineRule="exact"/>
+        <w:ind w:left="259" w:hanging="202"/>
+      </w:pPr>
+      <w:r>
+        <w:t>• Expanded analytics and AI adoption through solution demonstrations, onboarding support, peer reviews, and cross-agency forums serving 3 communities of practice and 50-150 analysts weekly.</w:t>
+      </w:r>
+    </w:p>
+    <w:p>
+      <w:pPr>
+        <w:keepNext/>
+        <w:tabs>
+          <w:tab w:val="right" w:pos="10584"/>
+        </w:tabs>
+        <w:spacing w:before="46" w:line="212" w:lineRule="exact"/>
+      </w:pPr>
+      <w:r>
+        <w:rPr>
+          <w:b/>
+          <w:sz w:val="20"/>
+        </w:rPr>
+        <w:t>Frontier Communications</w:t>
+      </w:r>
+      <w:r>
+        <w:tab/>
+      </w:r>
+      <w:r>
+        <w:rPr>
+          <w:b/>
+        </w:rPr>
+        <w:t>Jul 2020 - Mar 2021</w:t>
+      </w:r>
+    </w:p>
+    <w:p>
+      <w:pPr>
+        <w:keepNext/>
+        <w:tabs>
+          <w:tab w:val="right" w:pos="10584"/>
+        </w:tabs>
+        <w:spacing w:after="14" w:line="206" w:lineRule="exact"/>
+      </w:pPr>
+      <w:r>
+        <w:rPr>
+          <w:i/>
+          <w:color w:val="464646"/>
+        </w:rPr>
+        <w:t>Data Science Analyst</w:t>
+      </w:r>
+      <w:r>
+        <w:tab/>
+      </w:r>
+      <w:r>
+        <w:rPr>
+          <w:i/>
+          <w:color w:val="464646"/>
           <w:sz w:val="18"/>
         </w:rPr>
-        <w:t>Customer &amp; Revenue Analytics | Customer Segmentation | Call-Center Analytics | Forecasting &amp; Time-Series | Predictive Modeling | Experimentation &amp; Hypothesis Testing | Data &amp; Model Governance | Analytics Automation | Executive Briefings &amp; Storytelling | Cross-Functional Leadership | Analyst Coaching &amp; Enablement | Self-Service BI</w:t>
+        <w:t>Coconut Creek, FL</w:t>
+      </w:r>
+    </w:p>
+    <w:p>
+      <w:pPr>
+        <w:keepLines/>
+        <w:spacing w:after="15" w:line="221" w:lineRule="exact"/>
+        <w:ind w:left="259" w:hanging="202"/>
+      </w:pPr>
+      <w:r>
+        <w:t>• Analyzed high-volume customer-care call data across a 10-month period using Teradata SQL, R, and pandas to identify frequent callers, interaction patterns, and service drivers for operational reporting.</w:t>
+      </w:r>
+    </w:p>
+    <w:p>
+      <w:pPr>
+        <w:keepLines/>
+        <w:spacing w:after="15" w:line="221" w:lineRule="exact"/>
+        <w:ind w:left="259" w:hanging="202"/>
+      </w:pPr>
+      <w:r>
+        <w:t>• Improved customer record-linkage accuracy by approximately 2% by matching calls to accounts using caller ID, partial addresses, and multiple phone numbers, enabling more reliable customer-level analysis.</w:t>
+      </w:r>
+    </w:p>
+    <w:p>
+      <w:pPr>
+        <w:keepLines/>
+        <w:spacing w:after="15" w:line="221" w:lineRule="exact"/>
+        <w:ind w:left="259" w:hanging="202"/>
+      </w:pPr>
+      <w:r>
+        <w:t>• Applied scikit-learn clustering and hypothesis testing to segment caller groups and validate differences, supporting more targeted service strategies and performance measurement.</w:t>
+      </w:r>
+    </w:p>
+    <w:p>
+      <w:pPr>
+        <w:keepLines/>
+        <w:spacing w:after="20" w:line="221" w:lineRule="exact"/>
+        <w:ind w:left="259" w:hanging="202"/>
+      </w:pPr>
+      <w:r>
+        <w:t>• Automated daily forecast reporting with C#/.NET, Microsoft Task Scheduler, and Excel, improving consistency and reducing manual reporting effort.</w:t>
       </w:r>
     </w:p>
     <w:p>
@@ -216,6 +446,187 @@
           <w:bottom w:val="single" w:sz="10" w:space="2" w:color="1F4E79"/>
         </w:pBdr>
       </w:pPr>
+      <w:r>
+        <w:t>SELECTED ENTERPRISE ANALYTICS &amp; AI PROJECTS</w:t>
+      </w:r>
+    </w:p>
+    <w:p>
+      <w:pPr>
+        <w:keepLines/>
+        <w:spacing w:after="15" w:line="221" w:lineRule="exact"/>
+        <w:ind w:left="259" w:hanging="202"/>
+      </w:pPr>
+      <w:r>
+        <w:t>• SEC MD&amp;A intelligence: Built a working retrieval-augmented generation prototype for 2024-2025 public-company filings, combining structured financial tables and unstructured narrative, cross-walking records to NAICS industries, and using structure-aware chunking with SQLite-based structured and vector retrieval plus Redis-ready interfaces.</w:t>
+      </w:r>
+    </w:p>
+    <w:p>
+      <w:pPr>
+        <w:keepLines/>
+        <w:spacing w:after="20" w:line="221" w:lineRule="exact"/>
+        <w:ind w:left="259" w:hanging="202"/>
+      </w:pPr>
+      <w:r>
+        <w:lastRenderedPageBreak/>
+        <w:t>• Synthetic-data evaluation: Created DGX containers and evaluated quality and privacy measures including Hellinger distance, Gower distance, and correlation-aware KNN using Mahalanobis distance; contributed Numba optimizations that improved selected routines by approximately 4x to 27x, including an approximately 20x improvement for Doane histogram calculations.</w:t>
+      </w:r>
+    </w:p>
+    <w:p>
+      <w:pPr>
+        <w:keepNext/>
+        <w:tabs>
+          <w:tab w:val="right" w:pos="10584"/>
+        </w:tabs>
+        <w:spacing w:before="46" w:line="212" w:lineRule="exact"/>
+        <w:rPr>
+          <w:b/>
+          <w:sz w:val="20"/>
+        </w:rPr>
+      </w:pPr>
+    </w:p>
+    <w:p>
+      <w:pPr>
+        <w:keepNext/>
+        <w:tabs>
+          <w:tab w:val="right" w:pos="10584"/>
+        </w:tabs>
+        <w:spacing w:before="46" w:line="212" w:lineRule="exact"/>
+      </w:pPr>
+      <w:r>
+        <w:rPr>
+          <w:b/>
+          <w:sz w:val="20"/>
+        </w:rPr>
+        <w:t>Cognizant Technology Solutions (Client: Florida Power &amp; Light)</w:t>
+      </w:r>
+      <w:r>
+        <w:tab/>
+      </w:r>
+      <w:r>
+        <w:rPr>
+          <w:b/>
+        </w:rPr>
+        <w:t>Jun 2018 - Feb 2019</w:t>
+      </w:r>
+    </w:p>
+    <w:p>
+      <w:pPr>
+        <w:keepNext/>
+        <w:tabs>
+          <w:tab w:val="right" w:pos="10584"/>
+        </w:tabs>
+        <w:spacing w:after="14" w:line="206" w:lineRule="exact"/>
+      </w:pPr>
+      <w:r>
+        <w:rPr>
+          <w:i/>
+          <w:color w:val="464646"/>
+        </w:rPr>
+        <w:t>Data Science Analyst</w:t>
+      </w:r>
+      <w:r>
+        <w:tab/>
+      </w:r>
+      <w:r>
+        <w:rPr>
+          <w:i/>
+          <w:color w:val="464646"/>
+          <w:sz w:val="18"/>
+        </w:rPr>
+        <w:t>Jupiter, FL</w:t>
+      </w:r>
+    </w:p>
+    <w:p>
+      <w:pPr>
+        <w:keepLines/>
+        <w:spacing w:after="15" w:line="221" w:lineRule="exact"/>
+        <w:ind w:left="259" w:hanging="202"/>
+      </w:pPr>
+      <w:r>
+        <w:t>• Applied predictive modeling, year-over-year time-series analysis, and change-point detection to smart-meter data across approximately 2 million customer accounts, improving identification of abnormal usage that affected revenue.</w:t>
+      </w:r>
+    </w:p>
+    <w:p>
+      <w:pPr>
+        <w:keepLines/>
+        <w:spacing w:after="18" w:line="221" w:lineRule="exact"/>
+        <w:ind w:left="259" w:hanging="202"/>
+      </w:pPr>
+      <w:r>
+        <w:t>• Built repeatable R, Python, SPSS, and PostgreSQL workflows that made anomaly evaluation more structured and ready for business investigation.</w:t>
+      </w:r>
+    </w:p>
+    <w:p>
+      <w:pPr>
+        <w:keepNext/>
+        <w:tabs>
+          <w:tab w:val="right" w:pos="10584"/>
+        </w:tabs>
+        <w:spacing w:before="46" w:line="212" w:lineRule="exact"/>
+      </w:pPr>
+      <w:r>
+        <w:rPr>
+          <w:b/>
+          <w:sz w:val="20"/>
+        </w:rPr>
+        <w:t>ORAU (Client: DOE National Energy Technology Laboratory)</w:t>
+      </w:r>
+      <w:r>
+        <w:tab/>
+      </w:r>
+      <w:r>
+        <w:rPr>
+          <w:b/>
+        </w:rPr>
+        <w:t>Feb 2016 - Jun 2018</w:t>
+      </w:r>
+    </w:p>
+    <w:p>
+      <w:pPr>
+        <w:keepNext/>
+        <w:tabs>
+          <w:tab w:val="right" w:pos="10584"/>
+        </w:tabs>
+        <w:spacing w:after="14" w:line="206" w:lineRule="exact"/>
+      </w:pPr>
+      <w:r>
+        <w:rPr>
+          <w:i/>
+          <w:color w:val="464646"/>
+        </w:rPr>
+        <w:t>Data Science Analyst</w:t>
+      </w:r>
+      <w:r>
+        <w:tab/>
+      </w:r>
+      <w:r>
+        <w:rPr>
+          <w:i/>
+          <w:color w:val="464646"/>
+          <w:sz w:val="18"/>
+        </w:rPr>
+        <w:t>Pittsburgh, PA</w:t>
+      </w:r>
+    </w:p>
+    <w:p>
+      <w:pPr>
+        <w:keepLines/>
+        <w:spacing w:after="15" w:line="221" w:lineRule="exact"/>
+        <w:ind w:left="259" w:hanging="202"/>
+      </w:pPr>
+      <w:r>
+        <w:t>• Built R/Python analytical tools using multivariate regression, PCA, random forests, variable importance, and clustering to evaluate complex DOE and Japanese materials datasets.</w:t>
+      </w:r>
+    </w:p>
+    <w:p>
+      <w:pPr>
+        <w:keepLines/>
+        <w:spacing w:after="18" w:line="221" w:lineRule="exact"/>
+        <w:ind w:left="259" w:hanging="202"/>
+      </w:pPr>
+      <w:r>
+        <w:t>• Partnered with principal investigators and Case Western collaborators, translating analytical findings into research discussions and a white paper.</w:t>
+      </w:r>
     </w:p>
     <w:p>
       <w:pPr>
@@ -226,7 +637,7 @@
         </w:pBdr>
       </w:pPr>
       <w:r>
-        <w:t>PROFESSIONAL EXPERIENCE</w:t>
+        <w:t>ADDITIONAL EXPERIENCE</w:t>
       </w:r>
     </w:p>
     <w:p>
@@ -236,35 +647,22 @@
           <w:tab w:val="right" w:pos="10584"/>
         </w:tabs>
         <w:spacing w:before="46" w:line="212" w:lineRule="exact"/>
+      </w:pPr>
+      <w:r>
         <w:rPr>
           <w:b/>
           <w:sz w:val="20"/>
         </w:rPr>
-      </w:pPr>
-    </w:p>
-    <w:p>
-      <w:pPr>
-        <w:keepNext/>
-        <w:tabs>
-          <w:tab w:val="right" w:pos="10584"/>
-        </w:tabs>
-        <w:spacing w:before="46" w:line="212" w:lineRule="exact"/>
-      </w:pPr>
+        <w:t>Fabmatics USA (Client: Magic Leap)</w:t>
+      </w:r>
+      <w:r>
+        <w:tab/>
+      </w:r>
       <w:r>
         <w:rPr>
           <w:b/>
-          <w:sz w:val="20"/>
-        </w:rPr>
-        <w:t>Internal Revenue Service (IRS), Large Business &amp; International</w:t>
-      </w:r>
-      <w:r>
-        <w:tab/>
-      </w:r>
-      <w:r>
-        <w:rPr>
-          <w:b/>
-        </w:rPr>
-        <w:t>Mar 2021 - Present</w:t>
+        </w:rPr>
+        <w:t>Feb 2019 - Dec 2019</w:t>
       </w:r>
     </w:p>
     <w:p>
@@ -280,7 +678,7 @@
           <w:i/>
           <w:color w:val="464646"/>
         </w:rPr>
-        <w:t>Statistician | Data Science &amp; Analytics</w:t>
+        <w:t>Software Engineer</w:t>
       </w:r>
       <w:r>
         <w:tab/>
@@ -301,165 +699,286 @@
         <w:ind w:left="259" w:hanging="202"/>
       </w:pPr>
       <w:r>
-        <w:t>• Partner with leaders, stakeholders, and developers to translate strategic priorities into current-state briefings, data requirements, analytical workstreams, and decision-support products spanning workload planning, geospatial analytics, AI/ML, and SEC text analytics.</w:t>
+        <w:t>• Served as the primary technical liaison among the client, offshore engineers, and onsite technicians, translating operational issues into actionable technical work and supporting continuity across two 800-meter production lines.</w:t>
       </w:r>
     </w:p>
     <w:p>
       <w:pPr>
         <w:keepLines/>
-        <w:spacing w:after="15" w:line="221" w:lineRule="exact"/>
+        <w:spacing w:after="18" w:line="221" w:lineRule="exact"/>
         <w:ind w:left="259" w:hanging="202"/>
       </w:pPr>
       <w:r>
-        <w:t>• Engineered reproducible SQL, Python, and R pipelines across approximately 11 million corporate and partnership returns; expanded TY2024 queries covering approximately 8.5 million Forms 1120, 1120-F, 1120-S, and 1065 records and created SQL Server assets for Tableau and ArcGIS products.</w:t>
+        <w:t>• Analyzed gRPC, PLC, and Linux system logs to accelerate issue identification in a multi-vendor manufacturing environment.</w:t>
       </w:r>
     </w:p>
     <w:p>
       <w:pPr>
-        <w:keepLines/>
-        <w:spacing w:after="15" w:line="221" w:lineRule="exact"/>
-        <w:ind w:left="259" w:hanging="202"/>
-      </w:pPr>
-      <w:r>
-        <w:t>• Advanced automation and operational resilience by adding checkpoint-and-restart processing to long-running geocoding and developing ArcPy nearest-distance and buffer analyses to align available work and field resources across locations.</w:t>
+        <w:shd w:val="clear" w:color="auto" w:fill="FFFFFF" w:themeFill="background1"/>
+        <w:jc w:val="both"/>
+        <w:rPr>
+          <w:b/>
+        </w:rPr>
+      </w:pPr>
+      <w:r>
+        <w:rPr>
+          <w:b/>
+          <w:bCs/>
+          <w:sz w:val="21"/>
+          <w:szCs w:val="21"/>
+          <w:lang w:eastAsia="en-GB"/>
+        </w:rPr>
+        <w:t xml:space="preserve">Indian Institute of Technology Startup </w:t>
+      </w:r>
+      <w:r>
+        <w:rPr>
+          <w:b/>
+          <w:bCs/>
+          <w:sz w:val="21"/>
+          <w:szCs w:val="21"/>
+          <w:lang w:eastAsia="en-GB"/>
+        </w:rPr>
+        <w:tab/>
+      </w:r>
+      <w:r>
+        <w:rPr>
+          <w:b/>
+          <w:bCs/>
+          <w:sz w:val="21"/>
+          <w:szCs w:val="21"/>
+          <w:lang w:eastAsia="en-GB"/>
+        </w:rPr>
+        <w:tab/>
+      </w:r>
+      <w:r>
+        <w:rPr>
+          <w:b/>
+          <w:bCs/>
+          <w:sz w:val="21"/>
+          <w:szCs w:val="21"/>
+          <w:lang w:eastAsia="en-GB"/>
+        </w:rPr>
+        <w:tab/>
+      </w:r>
+      <w:r>
+        <w:rPr>
+          <w:b/>
+          <w:bCs/>
+          <w:sz w:val="21"/>
+          <w:szCs w:val="21"/>
+          <w:lang w:eastAsia="en-GB"/>
+        </w:rPr>
+        <w:tab/>
+      </w:r>
+      <w:r>
+        <w:rPr>
+          <w:b/>
+          <w:bCs/>
+          <w:sz w:val="21"/>
+          <w:szCs w:val="21"/>
+          <w:lang w:eastAsia="en-GB"/>
+        </w:rPr>
+        <w:tab/>
+      </w:r>
+      <w:r>
+        <w:rPr>
+          <w:b/>
+          <w:bCs/>
+          <w:sz w:val="21"/>
+          <w:szCs w:val="21"/>
+          <w:lang w:eastAsia="en-GB"/>
+        </w:rPr>
+        <w:tab/>
+      </w:r>
+      <w:r>
+        <w:rPr>
+          <w:b/>
+          <w:bCs/>
+          <w:sz w:val="21"/>
+          <w:szCs w:val="21"/>
+          <w:lang w:eastAsia="en-GB"/>
+        </w:rPr>
+        <w:tab/>
+      </w:r>
+      <w:r>
+        <w:rPr>
+          <w:b/>
+          <w:bCs/>
+          <w:sz w:val="21"/>
+          <w:szCs w:val="21"/>
+          <w:lang w:eastAsia="en-GB"/>
+        </w:rPr>
+        <w:t xml:space="preserve">   </w:t>
+      </w:r>
+      <w:r>
+        <w:rPr>
+          <w:b/>
+        </w:rPr>
+        <w:t>Dec 1997 – Jul 2001</w:t>
       </w:r>
     </w:p>
     <w:p>
       <w:pPr>
-        <w:keepLines/>
-        <w:spacing w:after="15" w:line="221" w:lineRule="exact"/>
-        <w:ind w:left="259" w:hanging="202"/>
-      </w:pPr>
-      <w:r>
-        <w:t>• Strengthened privacy-safe AI/ML evaluation and governance through containerized environments, metric selection, cross-language solution testing, KPI reviews, and early identification of source-data limitations.</w:t>
+        <w:shd w:val="clear" w:color="auto" w:fill="FFFFFF" w:themeFill="background1"/>
+        <w:jc w:val="both"/>
+        <w:rPr>
+          <w:b/>
+          <w:bCs/>
+          <w:sz w:val="21"/>
+          <w:szCs w:val="21"/>
+          <w:lang w:eastAsia="en-GB"/>
+        </w:rPr>
+      </w:pPr>
+      <w:r>
+        <w:rPr>
+          <w:i/>
+          <w:color w:val="464646"/>
+        </w:rPr>
+        <w:t>Embedded Wireless Software Engineer</w:t>
+      </w:r>
+      <w:r>
+        <w:rPr>
+          <w:b/>
+          <w:bCs/>
+          <w:sz w:val="21"/>
+          <w:szCs w:val="21"/>
+          <w:lang w:eastAsia="en-GB"/>
+        </w:rPr>
+        <w:t xml:space="preserve"> </w:t>
+      </w:r>
+      <w:r>
+        <w:rPr>
+          <w:b/>
+          <w:bCs/>
+          <w:sz w:val="21"/>
+          <w:szCs w:val="21"/>
+          <w:lang w:eastAsia="en-GB"/>
+        </w:rPr>
+        <w:tab/>
+      </w:r>
+      <w:r>
+        <w:rPr>
+          <w:b/>
+          <w:bCs/>
+          <w:sz w:val="21"/>
+          <w:szCs w:val="21"/>
+          <w:lang w:eastAsia="en-GB"/>
+        </w:rPr>
+        <w:tab/>
+      </w:r>
+      <w:r>
+        <w:rPr>
+          <w:b/>
+          <w:bCs/>
+          <w:sz w:val="21"/>
+          <w:szCs w:val="21"/>
+          <w:lang w:eastAsia="en-GB"/>
+        </w:rPr>
+        <w:tab/>
+      </w:r>
+      <w:r>
+        <w:rPr>
+          <w:b/>
+          <w:bCs/>
+          <w:sz w:val="21"/>
+          <w:szCs w:val="21"/>
+          <w:lang w:eastAsia="en-GB"/>
+        </w:rPr>
+        <w:tab/>
+      </w:r>
+      <w:r>
+        <w:rPr>
+          <w:b/>
+          <w:bCs/>
+          <w:sz w:val="21"/>
+          <w:szCs w:val="21"/>
+          <w:lang w:eastAsia="en-GB"/>
+        </w:rPr>
+        <w:tab/>
+      </w:r>
+      <w:r>
+        <w:rPr>
+          <w:b/>
+          <w:bCs/>
+          <w:sz w:val="21"/>
+          <w:szCs w:val="21"/>
+          <w:lang w:eastAsia="en-GB"/>
+        </w:rPr>
+        <w:tab/>
+      </w:r>
+      <w:r>
+        <w:rPr>
+          <w:b/>
+          <w:bCs/>
+          <w:sz w:val="21"/>
+          <w:szCs w:val="21"/>
+          <w:lang w:eastAsia="en-GB"/>
+        </w:rPr>
+        <w:tab/>
+      </w:r>
+      <w:r>
+        <w:rPr>
+          <w:b/>
+          <w:bCs/>
+          <w:sz w:val="21"/>
+          <w:szCs w:val="21"/>
+          <w:lang w:eastAsia="en-GB"/>
+        </w:rPr>
+        <w:tab/>
+      </w:r>
+      <w:r>
+        <w:rPr>
+          <w:b/>
+          <w:bCs/>
+          <w:sz w:val="21"/>
+          <w:szCs w:val="21"/>
+          <w:lang w:eastAsia="en-GB"/>
+        </w:rPr>
+        <w:tab/>
+      </w:r>
+      <w:r>
+        <w:rPr>
+          <w:i/>
+          <w:color w:val="464646"/>
+        </w:rPr>
+        <w:t>Chennai, India</w:t>
+      </w:r>
+      <w:r>
+        <w:rPr>
+          <w:b/>
+          <w:bCs/>
+          <w:sz w:val="21"/>
+          <w:szCs w:val="21"/>
+          <w:lang w:eastAsia="en-GB"/>
+        </w:rPr>
+        <w:t xml:space="preserve"> </w:t>
       </w:r>
     </w:p>
     <w:p>
       <w:pPr>
-        <w:keepLines/>
-        <w:spacing w:after="15" w:line="221" w:lineRule="exact"/>
-        <w:ind w:left="259" w:hanging="202"/>
-      </w:pPr>
-      <w:r>
-        <w:t>• Validated analytical consistency by testing R and Python Automated Candidate Review implementations, investigating bag-of-words quantile differences, documenting functional parity, and peer-reviewing metric and KPI logic.</w:t>
+        <w:shd w:val="clear" w:color="auto" w:fill="FFFFFF" w:themeFill="background1"/>
+        <w:jc w:val="both"/>
+        <w:rPr>
+          <w:sz w:val="21"/>
+          <w:szCs w:val="21"/>
+          <w:lang w:eastAsia="en-GB"/>
+        </w:rPr>
+      </w:pPr>
+      <w:r>
+        <w:rPr>
+          <w:sz w:val="21"/>
+          <w:szCs w:val="21"/>
+          <w:lang w:eastAsia="en-GB"/>
+        </w:rPr>
+        <w:t>Engineered DSP C and Assembly software for DECT wireless handsets, delivering capabilities in auto-ranging, over-the-air FLASH programming, and memory management.</w:t>
       </w:r>
     </w:p>
     <w:p>
       <w:pPr>
         <w:keepLines/>
-        <w:spacing w:after="15" w:line="221" w:lineRule="exact"/>
+        <w:spacing w:after="18" w:line="221" w:lineRule="exact"/>
         <w:ind w:left="259" w:hanging="202"/>
       </w:pPr>
-      <w:r>
-        <w:t>• Modernized semantic clustering by evaluating SBERT sentence embeddings, including MiniLM-L6-v2 and e5-base-v2, as supportable alternatives to a legacy ELMo/TensorFlow workflow.</w:t>
-      </w:r>
-    </w:p>
-    <w:p>
-      <w:pPr>
-        <w:keepLines/>
-        <w:spacing w:after="20" w:line="221" w:lineRule="exact"/>
-        <w:ind w:left="259" w:hanging="202"/>
-      </w:pPr>
-      <w:r>
-        <w:t>• Expanded analytics and AI adoption through solution demonstrations, onboarding support, peer reviews, and cross-agency forums serving 3 communities of practice and 50-150 analysts weekly.</w:t>
-      </w:r>
-    </w:p>
-    <w:p>
-      <w:pPr>
-        <w:keepNext/>
-        <w:tabs>
-          <w:tab w:val="right" w:pos="10584"/>
-        </w:tabs>
-        <w:spacing w:before="46" w:line="212" w:lineRule="exact"/>
-      </w:pPr>
-      <w:r>
-        <w:rPr>
-          <w:b/>
-          <w:sz w:val="20"/>
-        </w:rPr>
-        <w:t>Frontier Communications</w:t>
-      </w:r>
-      <w:r>
-        <w:tab/>
-      </w:r>
-      <w:r>
-        <w:rPr>
-          <w:b/>
-        </w:rPr>
-        <w:t>Jul 2020 - Mar 2021</w:t>
-      </w:r>
-    </w:p>
-    <w:p>
-      <w:pPr>
-        <w:keepNext/>
-        <w:tabs>
-          <w:tab w:val="right" w:pos="10584"/>
-        </w:tabs>
-        <w:spacing w:after="14" w:line="206" w:lineRule="exact"/>
-      </w:pPr>
-      <w:r>
-        <w:rPr>
-          <w:i/>
-          <w:color w:val="464646"/>
-        </w:rPr>
-        <w:t>Data Science Analyst</w:t>
-      </w:r>
-      <w:r>
-        <w:tab/>
-      </w:r>
-      <w:r>
-        <w:rPr>
-          <w:i/>
-          <w:color w:val="464646"/>
-          <w:sz w:val="18"/>
-        </w:rPr>
-        <w:t>Coconut Creek, FL</w:t>
-      </w:r>
-    </w:p>
-    <w:p>
-      <w:pPr>
-        <w:keepLines/>
-        <w:spacing w:after="15" w:line="221" w:lineRule="exact"/>
-        <w:ind w:left="259" w:hanging="202"/>
-      </w:pPr>
-      <w:r>
-        <w:t>• Analyzed high-volume customer-care call data across a 10-month period using Teradata SQL, R, and pandas to identify frequent callers, interaction patterns, and service drivers for operational reporting.</w:t>
-      </w:r>
-    </w:p>
-    <w:p>
-      <w:pPr>
-        <w:keepLines/>
-        <w:spacing w:after="15" w:line="221" w:lineRule="exact"/>
-        <w:ind w:left="259" w:hanging="202"/>
-      </w:pPr>
-      <w:r>
-        <w:t>• Improved customer record-linkage accuracy by approximately 2% by matching calls to accounts using caller ID, partial addresses, and multiple phone numbers, enabling more reliable customer-level analysis.</w:t>
-      </w:r>
-    </w:p>
-    <w:p>
-      <w:pPr>
-        <w:keepLines/>
-        <w:spacing w:after="15" w:line="221" w:lineRule="exact"/>
-        <w:ind w:left="259" w:hanging="202"/>
-      </w:pPr>
-      <w:r>
-        <w:t>• Applied scikit-learn clustering and hypothesis testing to segment caller groups and validate differences, supporting more targeted service strategies and performance measurement.</w:t>
-      </w:r>
-    </w:p>
-    <w:p>
-      <w:pPr>
-        <w:keepLines/>
-        <w:spacing w:after="20" w:line="221" w:lineRule="exact"/>
-        <w:ind w:left="259" w:hanging="202"/>
-      </w:pPr>
-      <w:r>
-        <w:t>• Automated daily forecast reporting with C#/.NET, Microsoft Task Scheduler, and Excel, improving consistency and reducing manual reporting effort.</w:t>
-      </w:r>
-    </w:p>
-    <w:p>
-      <w:r>
-        <w:br w:type="page"/>
-      </w:r>
     </w:p>
     <w:p>
       <w:pPr>
@@ -470,289 +989,6 @@
         </w:pBdr>
       </w:pPr>
       <w:r>
-        <w:lastRenderedPageBreak/>
-        <w:t>SELECTED ENTERPRISE ANALYTICS &amp; AI PROJECTS</w:t>
-      </w:r>
-    </w:p>
-    <w:p>
-      <w:pPr>
-        <w:keepLines/>
-        <w:spacing w:after="15" w:line="221" w:lineRule="exact"/>
-        <w:ind w:left="259" w:hanging="202"/>
-      </w:pPr>
-      <w:r>
-        <w:t>• SEC MD&amp;A intelligence: Built a working retrieval-augmented generation prototype for 2024-2025 public-company filings, combining structured financial tables and unstructured narrative, cross-walking records to NAICS industries, and using structure-aware chunking with SQLite-based structured and vector retrieval plus Redis-ready interfaces.</w:t>
-      </w:r>
-    </w:p>
-    <w:p>
-      <w:pPr>
-        <w:keepLines/>
-        <w:spacing w:after="20" w:line="221" w:lineRule="exact"/>
-        <w:ind w:left="259" w:hanging="202"/>
-      </w:pPr>
-      <w:r>
-        <w:t>• Synthetic-data evaluation: Created DGX containers and evaluated quality and privacy measures including Hellinger distance, Gower distance, and correlation-aware KNN using Mahalanobis distance; contributed Numba optimizations that improved selected routines by approximately 4x to 27x, including an approximately 20x improvement for Doane histogram calculations.</w:t>
-      </w:r>
-    </w:p>
-    <w:p>
-      <w:pPr>
-        <w:keepNext/>
-        <w:tabs>
-          <w:tab w:val="right" w:pos="10584"/>
-        </w:tabs>
-        <w:spacing w:before="46" w:line="212" w:lineRule="exact"/>
-        <w:rPr>
-          <w:b/>
-          <w:sz w:val="20"/>
-        </w:rPr>
-      </w:pPr>
-    </w:p>
-    <w:p>
-      <w:pPr>
-        <w:keepNext/>
-        <w:tabs>
-          <w:tab w:val="right" w:pos="10584"/>
-        </w:tabs>
-        <w:spacing w:before="46" w:line="212" w:lineRule="exact"/>
-      </w:pPr>
-      <w:r>
-        <w:rPr>
-          <w:b/>
-          <w:sz w:val="20"/>
-        </w:rPr>
-        <w:t>Cognizant Technology Solutions (Client: Florida Power &amp; Light)</w:t>
-      </w:r>
-      <w:r>
-        <w:tab/>
-      </w:r>
-      <w:r>
-        <w:rPr>
-          <w:b/>
-        </w:rPr>
-        <w:t>Jun 2018 - Feb 2019</w:t>
-      </w:r>
-    </w:p>
-    <w:p>
-      <w:pPr>
-        <w:keepNext/>
-        <w:tabs>
-          <w:tab w:val="right" w:pos="10584"/>
-        </w:tabs>
-        <w:spacing w:after="14" w:line="206" w:lineRule="exact"/>
-      </w:pPr>
-      <w:r>
-        <w:rPr>
-          <w:i/>
-          <w:color w:val="464646"/>
-        </w:rPr>
-        <w:t>Data Science Analyst</w:t>
-      </w:r>
-      <w:r>
-        <w:tab/>
-      </w:r>
-      <w:r>
-        <w:rPr>
-          <w:i/>
-          <w:color w:val="464646"/>
-          <w:sz w:val="18"/>
-        </w:rPr>
-        <w:t>Jupiter, FL</w:t>
-      </w:r>
-    </w:p>
-    <w:p>
-      <w:pPr>
-        <w:keepLines/>
-        <w:spacing w:after="15" w:line="221" w:lineRule="exact"/>
-        <w:ind w:left="259" w:hanging="202"/>
-      </w:pPr>
-      <w:r>
-        <w:t>• Applied predictive modeling, year-over-year time-series analysis, and change-point detection to smart-meter data across approximately 2 million customer accounts, improving identification of abnormal usage that affected revenue.</w:t>
-      </w:r>
-    </w:p>
-    <w:p>
-      <w:pPr>
-        <w:keepLines/>
-        <w:spacing w:after="18" w:line="221" w:lineRule="exact"/>
-        <w:ind w:left="259" w:hanging="202"/>
-      </w:pPr>
-      <w:r>
-        <w:t>• Built repeatable R, Python, SPSS, and PostgreSQL workflows that made anomaly evaluation more structured and ready for business investigation.</w:t>
-      </w:r>
-    </w:p>
-    <w:p>
-      <w:pPr>
-        <w:keepNext/>
-        <w:tabs>
-          <w:tab w:val="right" w:pos="10584"/>
-        </w:tabs>
-        <w:spacing w:before="46" w:line="212" w:lineRule="exact"/>
-      </w:pPr>
-      <w:r>
-        <w:rPr>
-          <w:b/>
-          <w:sz w:val="20"/>
-        </w:rPr>
-        <w:t>ORAU (Client: DOE National Energy Technology Laboratory)</w:t>
-      </w:r>
-      <w:r>
-        <w:tab/>
-      </w:r>
-      <w:r>
-        <w:rPr>
-          <w:b/>
-        </w:rPr>
-        <w:t>Feb 2016 - Jun 2018</w:t>
-      </w:r>
-    </w:p>
-    <w:p>
-      <w:pPr>
-        <w:keepNext/>
-        <w:tabs>
-          <w:tab w:val="right" w:pos="10584"/>
-        </w:tabs>
-        <w:spacing w:after="14" w:line="206" w:lineRule="exact"/>
-      </w:pPr>
-      <w:r>
-        <w:rPr>
-          <w:i/>
-          <w:color w:val="464646"/>
-        </w:rPr>
-        <w:t>Data Science Analyst</w:t>
-      </w:r>
-      <w:r>
-        <w:tab/>
-      </w:r>
-      <w:r>
-        <w:rPr>
-          <w:i/>
-          <w:color w:val="464646"/>
-          <w:sz w:val="18"/>
-        </w:rPr>
-        <w:t>Pittsburgh, PA</w:t>
-      </w:r>
-    </w:p>
-    <w:p>
-      <w:pPr>
-        <w:keepLines/>
-        <w:spacing w:after="15" w:line="221" w:lineRule="exact"/>
-        <w:ind w:left="259" w:hanging="202"/>
-      </w:pPr>
-      <w:r>
-        <w:t>• Built R/Python analytical tools using multivariate regression, PCA, random forests, variable importance, and clustering to evaluate complex DOE and Japanese materials datasets.</w:t>
-      </w:r>
-    </w:p>
-    <w:p>
-      <w:pPr>
-        <w:keepLines/>
-        <w:spacing w:after="18" w:line="221" w:lineRule="exact"/>
-        <w:ind w:left="259" w:hanging="202"/>
-      </w:pPr>
-      <w:r>
-        <w:t>• Partnered with principal investigators and Case Western collaborators, translating analytical findings into research discussions and a white paper.</w:t>
-      </w:r>
-    </w:p>
-    <w:p>
-      <w:pPr>
-        <w:pStyle w:val="SectionHeading"/>
-        <w:keepNext/>
-        <w:pBdr>
-          <w:bottom w:val="single" w:sz="10" w:space="2" w:color="1F4E79"/>
-        </w:pBdr>
-      </w:pPr>
-    </w:p>
-    <w:p>
-      <w:pPr>
-        <w:pStyle w:val="SectionHeading"/>
-        <w:keepNext/>
-        <w:pBdr>
-          <w:bottom w:val="single" w:sz="10" w:space="2" w:color="1F4E79"/>
-        </w:pBdr>
-      </w:pPr>
-      <w:r>
-        <w:t>ADDITIONAL EXPERIENCE</w:t>
-      </w:r>
-    </w:p>
-    <w:p>
-      <w:pPr>
-        <w:keepNext/>
-        <w:tabs>
-          <w:tab w:val="right" w:pos="10584"/>
-        </w:tabs>
-        <w:spacing w:before="46" w:line="212" w:lineRule="exact"/>
-      </w:pPr>
-      <w:r>
-        <w:rPr>
-          <w:b/>
-          <w:sz w:val="20"/>
-        </w:rPr>
-        <w:t>Fabmatics USA (Client: Magic Leap)</w:t>
-      </w:r>
-      <w:r>
-        <w:tab/>
-      </w:r>
-      <w:r>
-        <w:rPr>
-          <w:b/>
-        </w:rPr>
-        <w:t>Feb 2019 - Dec 2019</w:t>
-      </w:r>
-    </w:p>
-    <w:p>
-      <w:pPr>
-        <w:keepNext/>
-        <w:tabs>
-          <w:tab w:val="right" w:pos="10584"/>
-        </w:tabs>
-        <w:spacing w:after="14" w:line="206" w:lineRule="exact"/>
-      </w:pPr>
-      <w:r>
-        <w:rPr>
-          <w:i/>
-          <w:color w:val="464646"/>
-        </w:rPr>
-        <w:t>Software Engineer</w:t>
-      </w:r>
-      <w:r>
-        <w:tab/>
-      </w:r>
-      <w:r>
-        <w:rPr>
-          <w:i/>
-          <w:color w:val="464646"/>
-          <w:sz w:val="18"/>
-        </w:rPr>
-        <w:t>Plantation, FL</w:t>
-      </w:r>
-    </w:p>
-    <w:p>
-      <w:pPr>
-        <w:keepLines/>
-        <w:spacing w:after="15" w:line="221" w:lineRule="exact"/>
-        <w:ind w:left="259" w:hanging="202"/>
-      </w:pPr>
-      <w:r>
-        <w:t>• Served as the primary technical liaison among the client, offshore engineers, and onsite technicians, translating operational issues into actionable technical work and supporting continuity across two 800-meter production lines.</w:t>
-      </w:r>
-    </w:p>
-    <w:p>
-      <w:pPr>
-        <w:keepLines/>
-        <w:spacing w:after="18" w:line="221" w:lineRule="exact"/>
-        <w:ind w:left="259" w:hanging="202"/>
-      </w:pPr>
-      <w:r>
-        <w:t>• Analyzed gRPC, PLC, and Linux system logs to accelerate issue identification in a multi-vendor manufacturing environment.</w:t>
-      </w:r>
-    </w:p>
-    <w:p>
-      <w:pPr>
-        <w:pStyle w:val="SectionHeading"/>
-        <w:keepNext/>
-        <w:pBdr>
-          <w:bottom w:val="single" w:sz="10" w:space="2" w:color="1F4E79"/>
-        </w:pBdr>
-      </w:pPr>
-      <w:r>
         <w:t>EDUCATION</w:t>
       </w:r>
     </w:p>
@@ -785,7 +1021,7 @@
     </w:p>
     <w:p>
       <w:pPr>
-        <w:spacing w:after="8" w:line="205" w:lineRule="exact"/>
+        <w:spacing w:line="240" w:lineRule="auto"/>
         <w:rPr>
           <w:i/>
           <w:sz w:val="18"/>
@@ -803,12 +1039,17 @@
       <w:pPr>
         <w:widowControl w:val="0"/>
         <w:kinsoku w:val="0"/>
-        <w:wordWrap w:val="0"/>
         <w:autoSpaceDE w:val="0"/>
         <w:autoSpaceDN w:val="0"/>
         <w:adjustRightInd w:val="0"/>
-        <w:spacing w:before="120" w:after="80" w:line="247" w:lineRule="auto"/>
+        <w:spacing w:line="240" w:lineRule="auto"/>
         <w:textAlignment w:val="baseline"/>
+        <w:rPr>
+          <w:i/>
+          <w:sz w:val="18"/>
+        </w:rPr>
+      </w:pPr>
+      <w:r>
         <w:rPr>
           <w:rFonts w:eastAsia="Arial" w:cs="Times New Roman"/>
           <w:color w:val="000000"/>
@@ -816,7 +1057,16 @@
           <w:sz w:val="20"/>
           <w:szCs w:val="20"/>
         </w:rPr>
-      </w:pPr>
+        <w:t>NIH</w:t>
+      </w:r>
+      <w:r>
+        <w:rPr>
+          <w:rFonts w:eastAsia="Arial"/>
+          <w:color w:val="000000"/>
+          <w:w w:val="95"/>
+        </w:rPr>
+        <w:t xml:space="preserve"> </w:t>
+      </w:r>
       <w:r>
         <w:rPr>
           <w:rFonts w:eastAsia="Arial" w:cs="Times New Roman"/>
@@ -825,7 +1075,7 @@
           <w:sz w:val="20"/>
           <w:szCs w:val="20"/>
         </w:rPr>
-        <w:t>NIH</w:t>
+        <w:t>imaging Fellow &amp; Thesis</w:t>
       </w:r>
       <w:r>
         <w:rPr>
@@ -833,27 +1083,7 @@
           <w:color w:val="000000"/>
           <w:w w:val="95"/>
         </w:rPr>
-        <w:t xml:space="preserve"> </w:t>
-      </w:r>
-      <w:r>
-        <w:rPr>
-          <w:rFonts w:eastAsia="Arial" w:cs="Times New Roman"/>
-          <w:color w:val="000000"/>
-          <w:w w:val="95"/>
-          <w:sz w:val="20"/>
-          <w:szCs w:val="20"/>
-        </w:rPr>
-        <w:t xml:space="preserve">imaging Fellow &amp; </w:t>
-      </w:r>
-      <w:r>
-        <w:rPr>
-          <w:rFonts w:eastAsia="Arial" w:cs="Times New Roman"/>
-          <w:color w:val="000000"/>
-          <w:w w:val="95"/>
-          <w:sz w:val="20"/>
-          <w:szCs w:val="20"/>
-        </w:rPr>
-        <w:t>Thesis</w:t>
+        <w:t>:</w:t>
       </w:r>
       <w:r>
         <w:rPr>
@@ -861,17 +1091,42 @@
           <w:color w:val="000000"/>
           <w:w w:val="95"/>
         </w:rPr>
-        <w:t>:</w:t>
-      </w:r>
-    </w:p>
-    <w:p>
-      <w:pPr>
-        <w:spacing w:after="8" w:line="205" w:lineRule="exact"/>
-        <w:rPr>
-          <w:i/>
-          <w:sz w:val="18"/>
-        </w:rPr>
-      </w:pPr>
+        <w:t xml:space="preserve"> </w:t>
+      </w:r>
+      <w:r>
+        <w:rPr>
+          <w:rFonts w:eastAsia="Arial"/>
+          <w:color w:val="000000"/>
+          <w:w w:val="95"/>
+        </w:rPr>
+        <w:t>"Computational and experimental evaluation of the Tic-Tac-Toe RF coil for 7 Tesla MRI"</w:t>
+      </w:r>
+      <w:r>
+        <w:rPr>
+          <w:rFonts w:eastAsia="Arial"/>
+          <w:color w:val="000000"/>
+          <w:w w:val="95"/>
+        </w:rPr>
+        <w:t xml:space="preserve"> </w:t>
+      </w:r>
+      <w:r>
+        <w:t xml:space="preserve">study set out to solve two coupled problems that plague ultra-high-field (7T) neuroimaging: (1) inhomogeneous B1+ (transmit) fields that degrade image quality across the head, and (2) elevated, spatially uneven RF power deposition (SAR) that creates patient-safety limits. </w:t>
+      </w:r>
+      <w:r>
+        <w:t xml:space="preserve">C </w:t>
+      </w:r>
+      <w:r>
+        <w:rPr>
+          <w:rStyle w:val="Strong"/>
+        </w:rPr>
+        <w:t>FDTD simulation</w:t>
+      </w:r>
+      <w:r>
+        <w:t>: Full-wave electromagnetic simulations were run on multiple anatomically detailed, high-resolution head models</w:t>
+      </w:r>
+      <w:r>
+        <w:t xml:space="preserve"> were performed &amp; bench evaluation of prototyped head coil.</w:t>
+      </w:r>
     </w:p>
     <w:p>
       <w:pPr>
@@ -2662,7 +2917,6 @@
   <w:style w:type="character" w:default="1" w:styleId="DefaultParagraphFont">
     <w:name w:val="Default Paragraph Font"/>
     <w:uiPriority w:val="1"/>
-    <w:semiHidden/>
     <w:unhideWhenUsed/>
   </w:style>
   <w:style w:type="table" w:default="1" w:styleId="TableNormal">
